--- a/app/act_vozvrata_template.docx
+++ b/app/act_vozvrata_template.docx
@@ -50,7 +50,7 @@
           <w:sz w:val="20"/>
           <w:szCs w:val="20"/>
         </w:rPr>
-        <w:t xml:space="preserve">{{ fio }} (Telegram ID {{ tg_id }}), «Арендатор» по Договору проката № {{ contract_number }}, возвратил, а Индивидуальный предприниматель Галимзянов Эдгар Айратович (ИНН 165921923517), «Арендодатель», принял Имущество:</w:t>
+        <w:t xml:space="preserve">{{ fio }} (Telegram ID {{ tg_id }}), «Арендатор» по Договору проката № {{ contract_number }}, возвратил, а {{ company_name }} (ИНН {{ company_inn }}), «Арендодатель», принял Имущество:</w:t>
       </w:r>
     </w:p>
     <w:p>
@@ -207,20 +207,20 @@
                 <w:sz w:val="16"/>
                 <w:szCs w:val="16"/>
               </w:rPr>
-              <w:t xml:space="preserve">ИП Галимзянов Эдгар Айратович</w:t>
-            </w:r>
-          </w:p>
-          <w:p>
-            <w:pPr>
-              <w:spacing w:after="20"/>
-            </w:pPr>
-            <w:r>
-              <w:rPr>
-                <w:color w:val="2B65C0"/>
-                <w:sz w:val="16"/>
-                <w:szCs w:val="16"/>
-              </w:rPr>
-              <w:t xml:space="preserve">ИНН 165921923517, ОГРНИП 324169000199701</w:t>
+              <w:t xml:space="preserve">{{ company_short }}</w:t>
+            </w:r>
+          </w:p>
+          <w:p>
+            <w:pPr>
+              <w:spacing w:after="20"/>
+            </w:pPr>
+            <w:r>
+              <w:rPr>
+                <w:color w:val="2B65C0"/>
+                <w:sz w:val="16"/>
+                <w:szCs w:val="16"/>
+              </w:rPr>
+              <w:t xml:space="preserve">ИНН {{ company_inn }}, ОГРН/ОГРНИП {{ company_ogrn }}</w:t>
             </w:r>
           </w:p>
         </w:tc>
